--- a/templates/03_academia/04_projeto_pesquisa.docx
+++ b/templates/03_academia/04_projeto_pesquisa.docx
@@ -484,54 +484,276 @@
         <w:t xml:space="preserve">5. REVISÃO BIBLIOGRÁFICA (PONTOS-CHAVE)</w:t>
       </w:r>
     </w:p>
-    <w:p>
-      <w:pPr>
-        <w:spacing w:after="100" w:before="100"/>
-      </w:pPr>
-      <w:r>
-        <w:rPr>
-          <w:rFonts w:ascii="Arial" w:cs="Arial" w:eastAsia="Arial" w:hAnsi="Arial"/>
-          <w:b/>
-          <w:bCs/>
-          <w:color w:val="1B4332"/>
-          <w:sz w:val="20"/>
-          <w:szCs w:val="20"/>
-        </w:rPr>
-        <w:t xml:space="preserve">Obra  |  Autor  |  Resumo da Proposta</w:t>
-      </w:r>
-    </w:p>
-    <w:p>
-      <w:pPr>
-        <w:spacing w:after="100" w:before="100"/>
-      </w:pPr>
-      <w:r>
-        <w:rPr>
-          <w:rFonts w:ascii="Arial" w:cs="Arial" w:eastAsia="Arial" w:hAnsi="Arial"/>
-          <w:b/>
-          <w:bCs/>
-          <w:color w:val="1B4332"/>
-          <w:sz w:val="20"/>
-          <w:szCs w:val="20"/>
-        </w:rPr>
-        <w:t xml:space="preserve">[X]  |  [AUTOR]  |  [RESUMO DA OBRA]</w:t>
-      </w:r>
-    </w:p>
-    <w:p>
-      <w:pPr>
-        <w:spacing w:after="100" w:before="100"/>
-      </w:pPr>
-      <w:r>
-        <w:rPr>
-          <w:rFonts w:ascii="Arial" w:cs="Arial" w:eastAsia="Arial" w:hAnsi="Arial"/>
-          <w:b/>
-          <w:bCs/>
-          <w:color w:val="1B4332"/>
-          <w:sz w:val="20"/>
-          <w:szCs w:val="20"/>
-        </w:rPr>
-        <w:t xml:space="preserve">[X]  |  [AUTOR]  |  [RESUMO DA OBRA]</w:t>
-      </w:r>
-    </w:p>
+    <w:tbl>
+      <w:tblPr>
+        <w:tblW w:type="pct" w:w="100%"/>
+        <w:tblBorders>
+          <w:top w:val="single" w:color="auto" w:sz="4"/>
+          <w:left w:val="single" w:color="auto" w:sz="4"/>
+          <w:bottom w:val="single" w:color="auto" w:sz="4"/>
+          <w:right w:val="single" w:color="auto" w:sz="4"/>
+          <w:insideH w:val="single" w:color="auto" w:sz="4"/>
+          <w:insideV w:val="single" w:color="auto" w:sz="4"/>
+        </w:tblBorders>
+      </w:tblPr>
+      <w:tblGrid>
+        <w:gridCol w:w="100"/>
+        <w:gridCol w:w="100"/>
+        <w:gridCol w:w="100"/>
+      </w:tblGrid>
+      <w:tr>
+        <w:tc>
+          <w:tcPr>
+            <w:shd w:fill="1B4332" w:val="clear"/>
+            <w:tcMar>
+              <w:top w:type="dxa" w:w="100"/>
+              <w:left w:type="dxa" w:w="100"/>
+              <w:bottom w:type="dxa" w:w="100"/>
+              <w:right w:type="dxa" w:w="100"/>
+            </w:tcMar>
+            <w:vAlign w:val="center"/>
+          </w:tcPr>
+          <w:p>
+            <w:pPr>
+              <w:jc w:val="center"/>
+            </w:pPr>
+            <w:r>
+              <w:rPr>
+                <w:rFonts w:ascii="Arial" w:cs="Arial" w:eastAsia="Arial" w:hAnsi="Arial"/>
+                <w:b/>
+                <w:bCs/>
+                <w:color w:val="FFFFFF"/>
+                <w:sz w:val="18"/>
+                <w:szCs w:val="18"/>
+              </w:rPr>
+              <w:t xml:space="preserve">Obra</w:t>
+            </w:r>
+          </w:p>
+        </w:tc>
+        <w:tc>
+          <w:tcPr>
+            <w:shd w:fill="1B4332" w:val="clear"/>
+            <w:tcMar>
+              <w:top w:type="dxa" w:w="100"/>
+              <w:left w:type="dxa" w:w="100"/>
+              <w:bottom w:type="dxa" w:w="100"/>
+              <w:right w:type="dxa" w:w="100"/>
+            </w:tcMar>
+            <w:vAlign w:val="center"/>
+          </w:tcPr>
+          <w:p>
+            <w:pPr>
+              <w:jc w:val="center"/>
+            </w:pPr>
+            <w:r>
+              <w:rPr>
+                <w:rFonts w:ascii="Arial" w:cs="Arial" w:eastAsia="Arial" w:hAnsi="Arial"/>
+                <w:b/>
+                <w:bCs/>
+                <w:color w:val="FFFFFF"/>
+                <w:sz w:val="18"/>
+                <w:szCs w:val="18"/>
+              </w:rPr>
+              <w:t xml:space="preserve">Autor</w:t>
+            </w:r>
+          </w:p>
+        </w:tc>
+        <w:tc>
+          <w:tcPr>
+            <w:shd w:fill="1B4332" w:val="clear"/>
+            <w:tcMar>
+              <w:top w:type="dxa" w:w="100"/>
+              <w:left w:type="dxa" w:w="100"/>
+              <w:bottom w:type="dxa" w:w="100"/>
+              <w:right w:type="dxa" w:w="100"/>
+            </w:tcMar>
+            <w:vAlign w:val="center"/>
+          </w:tcPr>
+          <w:p>
+            <w:pPr>
+              <w:jc w:val="center"/>
+            </w:pPr>
+            <w:r>
+              <w:rPr>
+                <w:rFonts w:ascii="Arial" w:cs="Arial" w:eastAsia="Arial" w:hAnsi="Arial"/>
+                <w:b/>
+                <w:bCs/>
+                <w:color w:val="FFFFFF"/>
+                <w:sz w:val="18"/>
+                <w:szCs w:val="18"/>
+              </w:rPr>
+              <w:t xml:space="preserve">Resumo da Proposta</w:t>
+            </w:r>
+          </w:p>
+        </w:tc>
+      </w:tr>
+      <w:tr>
+        <w:tc>
+          <w:tcPr>
+            <w:tcMar>
+              <w:top w:type="dxa" w:w="100"/>
+              <w:left w:type="dxa" w:w="100"/>
+              <w:bottom w:type="dxa" w:w="100"/>
+              <w:right w:type="dxa" w:w="100"/>
+            </w:tcMar>
+            <w:vAlign w:val="center"/>
+          </w:tcPr>
+          <w:p>
+            <w:pPr>
+              <w:jc w:val="center"/>
+            </w:pPr>
+            <w:r>
+              <w:rPr>
+                <w:rFonts w:ascii="Arial" w:cs="Arial" w:eastAsia="Arial" w:hAnsi="Arial"/>
+                <w:b w:val="false"/>
+                <w:bCs w:val="false"/>
+                <w:color w:val="111827"/>
+                <w:sz w:val="18"/>
+                <w:szCs w:val="18"/>
+              </w:rPr>
+              <w:t xml:space="preserve">[X]</w:t>
+            </w:r>
+          </w:p>
+        </w:tc>
+        <w:tc>
+          <w:tcPr>
+            <w:tcMar>
+              <w:top w:type="dxa" w:w="100"/>
+              <w:left w:type="dxa" w:w="100"/>
+              <w:bottom w:type="dxa" w:w="100"/>
+              <w:right w:type="dxa" w:w="100"/>
+            </w:tcMar>
+            <w:vAlign w:val="center"/>
+          </w:tcPr>
+          <w:p>
+            <w:pPr>
+              <w:jc w:val="center"/>
+            </w:pPr>
+            <w:r>
+              <w:rPr>
+                <w:rFonts w:ascii="Arial" w:cs="Arial" w:eastAsia="Arial" w:hAnsi="Arial"/>
+                <w:b w:val="false"/>
+                <w:bCs w:val="false"/>
+                <w:color w:val="111827"/>
+                <w:sz w:val="18"/>
+                <w:szCs w:val="18"/>
+              </w:rPr>
+              <w:t xml:space="preserve">[AUTOR]</w:t>
+            </w:r>
+          </w:p>
+        </w:tc>
+        <w:tc>
+          <w:tcPr>
+            <w:tcMar>
+              <w:top w:type="dxa" w:w="100"/>
+              <w:left w:type="dxa" w:w="100"/>
+              <w:bottom w:type="dxa" w:w="100"/>
+              <w:right w:type="dxa" w:w="100"/>
+            </w:tcMar>
+            <w:vAlign w:val="center"/>
+          </w:tcPr>
+          <w:p>
+            <w:pPr>
+              <w:jc w:val="center"/>
+            </w:pPr>
+            <w:r>
+              <w:rPr>
+                <w:rFonts w:ascii="Arial" w:cs="Arial" w:eastAsia="Arial" w:hAnsi="Arial"/>
+                <w:b w:val="false"/>
+                <w:bCs w:val="false"/>
+                <w:color w:val="111827"/>
+                <w:sz w:val="18"/>
+                <w:szCs w:val="18"/>
+              </w:rPr>
+              <w:t xml:space="preserve">[RESUMO DA OBRA]</w:t>
+            </w:r>
+          </w:p>
+        </w:tc>
+      </w:tr>
+      <w:tr>
+        <w:tc>
+          <w:tcPr>
+            <w:tcMar>
+              <w:top w:type="dxa" w:w="100"/>
+              <w:left w:type="dxa" w:w="100"/>
+              <w:bottom w:type="dxa" w:w="100"/>
+              <w:right w:type="dxa" w:w="100"/>
+            </w:tcMar>
+            <w:vAlign w:val="center"/>
+          </w:tcPr>
+          <w:p>
+            <w:pPr>
+              <w:jc w:val="center"/>
+            </w:pPr>
+            <w:r>
+              <w:rPr>
+                <w:rFonts w:ascii="Arial" w:cs="Arial" w:eastAsia="Arial" w:hAnsi="Arial"/>
+                <w:b w:val="false"/>
+                <w:bCs w:val="false"/>
+                <w:color w:val="111827"/>
+                <w:sz w:val="18"/>
+                <w:szCs w:val="18"/>
+              </w:rPr>
+              <w:t xml:space="preserve">[X]</w:t>
+            </w:r>
+          </w:p>
+        </w:tc>
+        <w:tc>
+          <w:tcPr>
+            <w:tcMar>
+              <w:top w:type="dxa" w:w="100"/>
+              <w:left w:type="dxa" w:w="100"/>
+              <w:bottom w:type="dxa" w:w="100"/>
+              <w:right w:type="dxa" w:w="100"/>
+            </w:tcMar>
+            <w:vAlign w:val="center"/>
+          </w:tcPr>
+          <w:p>
+            <w:pPr>
+              <w:jc w:val="center"/>
+            </w:pPr>
+            <w:r>
+              <w:rPr>
+                <w:rFonts w:ascii="Arial" w:cs="Arial" w:eastAsia="Arial" w:hAnsi="Arial"/>
+                <w:b w:val="false"/>
+                <w:bCs w:val="false"/>
+                <w:color w:val="111827"/>
+                <w:sz w:val="18"/>
+                <w:szCs w:val="18"/>
+              </w:rPr>
+              <w:t xml:space="preserve">[AUTOR]</w:t>
+            </w:r>
+          </w:p>
+        </w:tc>
+        <w:tc>
+          <w:tcPr>
+            <w:tcMar>
+              <w:top w:type="dxa" w:w="100"/>
+              <w:left w:type="dxa" w:w="100"/>
+              <w:bottom w:type="dxa" w:w="100"/>
+              <w:right w:type="dxa" w:w="100"/>
+            </w:tcMar>
+            <w:vAlign w:val="center"/>
+          </w:tcPr>
+          <w:p>
+            <w:pPr>
+              <w:jc w:val="center"/>
+            </w:pPr>
+            <w:r>
+              <w:rPr>
+                <w:rFonts w:ascii="Arial" w:cs="Arial" w:eastAsia="Arial" w:hAnsi="Arial"/>
+                <w:b w:val="false"/>
+                <w:bCs w:val="false"/>
+                <w:color w:val="111827"/>
+                <w:sz w:val="18"/>
+                <w:szCs w:val="18"/>
+              </w:rPr>
+              <w:t xml:space="preserve">[RESUMO DA OBRA]</w:t>
+            </w:r>
+          </w:p>
+        </w:tc>
+      </w:tr>
+    </w:tbl>
     <w:p>
       <w:pPr>
         <w:pBdr>
@@ -565,70 +787,799 @@
         <w:t xml:space="preserve">A metodologia utilizada consistiu em [DESCREVER O MÉTODO – EX: PESQUISA BIBLIOGRÁFICA, ESTUDO DE CASO, ANÁLISE QUALITATIVA].</w:t>
       </w:r>
     </w:p>
-    <w:p>
-      <w:pPr>
-        <w:spacing w:after="100" w:before="100"/>
-      </w:pPr>
-      <w:r>
-        <w:rPr>
-          <w:rFonts w:ascii="Arial" w:cs="Arial" w:eastAsia="Arial" w:hAnsi="Arial"/>
-          <w:b/>
-          <w:bCs/>
-          <w:color w:val="1B4332"/>
-          <w:sz w:val="20"/>
-          <w:szCs w:val="20"/>
-        </w:rPr>
-        <w:t xml:space="preserve">Etapa  |  Jan  |  Fev  |  Mar  |  Abr  |  Mai  |  Jun</w:t>
-      </w:r>
-    </w:p>
-    <w:p>
-      <w:pPr>
-        <w:spacing w:after="100" w:before="100"/>
-      </w:pPr>
-      <w:r>
-        <w:rPr>
-          <w:rFonts w:ascii="Arial" w:cs="Arial" w:eastAsia="Arial" w:hAnsi="Arial"/>
-          <w:b/>
-          <w:bCs/>
-          <w:color w:val="1B4332"/>
-          <w:sz w:val="20"/>
-          <w:szCs w:val="20"/>
-        </w:rPr>
-        <w:t xml:space="preserve">[REVISÃO BIBLIOGRÁFICA]  |  [X]  |  [X]  |  [ ]  |  [ ]  |  [ ]  |  [ ]</w:t>
-      </w:r>
-    </w:p>
-    <w:p>
-      <w:pPr>
-        <w:spacing w:after="100" w:before="100"/>
-      </w:pPr>
-      <w:r>
-        <w:rPr>
-          <w:rFonts w:ascii="Arial" w:cs="Arial" w:eastAsia="Arial" w:hAnsi="Arial"/>
-          <w:b/>
-          <w:bCs/>
-          <w:color w:val="1B4332"/>
-          <w:sz w:val="20"/>
-          <w:szCs w:val="20"/>
-        </w:rPr>
-        <w:t xml:space="preserve">[COLETA DE DADOS]  |  [ ]  |  [ ]  |  [X]  |  [X]  |  [ ]  |  [ ]</w:t>
-      </w:r>
-    </w:p>
-    <w:p>
-      <w:pPr>
-        <w:spacing w:after="100" w:before="100"/>
-      </w:pPr>
-      <w:r>
-        <w:rPr>
-          <w:rFonts w:ascii="Arial" w:cs="Arial" w:eastAsia="Arial" w:hAnsi="Arial"/>
-          <w:b/>
-          <w:bCs/>
-          <w:color w:val="1B4332"/>
-          <w:sz w:val="20"/>
-          <w:szCs w:val="20"/>
-        </w:rPr>
-        <w:t xml:space="preserve">[ANÁLISE E ESCRITA]  |  [ ]  |  [ ]  |  [ ]  |  [ ]  |  [X]  |  [X]</w:t>
-      </w:r>
-    </w:p>
+    <w:tbl>
+      <w:tblPr>
+        <w:tblW w:type="pct" w:w="100%"/>
+        <w:tblBorders>
+          <w:top w:val="single" w:color="auto" w:sz="4"/>
+          <w:left w:val="single" w:color="auto" w:sz="4"/>
+          <w:bottom w:val="single" w:color="auto" w:sz="4"/>
+          <w:right w:val="single" w:color="auto" w:sz="4"/>
+          <w:insideH w:val="single" w:color="auto" w:sz="4"/>
+          <w:insideV w:val="single" w:color="auto" w:sz="4"/>
+        </w:tblBorders>
+      </w:tblPr>
+      <w:tblGrid>
+        <w:gridCol w:w="100"/>
+        <w:gridCol w:w="100"/>
+        <w:gridCol w:w="100"/>
+        <w:gridCol w:w="100"/>
+        <w:gridCol w:w="100"/>
+        <w:gridCol w:w="100"/>
+        <w:gridCol w:w="100"/>
+      </w:tblGrid>
+      <w:tr>
+        <w:tc>
+          <w:tcPr>
+            <w:shd w:fill="1B4332" w:val="clear"/>
+            <w:tcMar>
+              <w:top w:type="dxa" w:w="100"/>
+              <w:left w:type="dxa" w:w="100"/>
+              <w:bottom w:type="dxa" w:w="100"/>
+              <w:right w:type="dxa" w:w="100"/>
+            </w:tcMar>
+            <w:vAlign w:val="center"/>
+          </w:tcPr>
+          <w:p>
+            <w:pPr>
+              <w:jc w:val="center"/>
+            </w:pPr>
+            <w:r>
+              <w:rPr>
+                <w:rFonts w:ascii="Arial" w:cs="Arial" w:eastAsia="Arial" w:hAnsi="Arial"/>
+                <w:b/>
+                <w:bCs/>
+                <w:color w:val="FFFFFF"/>
+                <w:sz w:val="18"/>
+                <w:szCs w:val="18"/>
+              </w:rPr>
+              <w:t xml:space="preserve">Etapa</w:t>
+            </w:r>
+          </w:p>
+        </w:tc>
+        <w:tc>
+          <w:tcPr>
+            <w:shd w:fill="1B4332" w:val="clear"/>
+            <w:tcMar>
+              <w:top w:type="dxa" w:w="100"/>
+              <w:left w:type="dxa" w:w="100"/>
+              <w:bottom w:type="dxa" w:w="100"/>
+              <w:right w:type="dxa" w:w="100"/>
+            </w:tcMar>
+            <w:vAlign w:val="center"/>
+          </w:tcPr>
+          <w:p>
+            <w:pPr>
+              <w:jc w:val="center"/>
+            </w:pPr>
+            <w:r>
+              <w:rPr>
+                <w:rFonts w:ascii="Arial" w:cs="Arial" w:eastAsia="Arial" w:hAnsi="Arial"/>
+                <w:b/>
+                <w:bCs/>
+                <w:color w:val="FFFFFF"/>
+                <w:sz w:val="18"/>
+                <w:szCs w:val="18"/>
+              </w:rPr>
+              <w:t xml:space="preserve">Jan</w:t>
+            </w:r>
+          </w:p>
+        </w:tc>
+        <w:tc>
+          <w:tcPr>
+            <w:shd w:fill="1B4332" w:val="clear"/>
+            <w:tcMar>
+              <w:top w:type="dxa" w:w="100"/>
+              <w:left w:type="dxa" w:w="100"/>
+              <w:bottom w:type="dxa" w:w="100"/>
+              <w:right w:type="dxa" w:w="100"/>
+            </w:tcMar>
+            <w:vAlign w:val="center"/>
+          </w:tcPr>
+          <w:p>
+            <w:pPr>
+              <w:jc w:val="center"/>
+            </w:pPr>
+            <w:r>
+              <w:rPr>
+                <w:rFonts w:ascii="Arial" w:cs="Arial" w:eastAsia="Arial" w:hAnsi="Arial"/>
+                <w:b/>
+                <w:bCs/>
+                <w:color w:val="FFFFFF"/>
+                <w:sz w:val="18"/>
+                <w:szCs w:val="18"/>
+              </w:rPr>
+              <w:t xml:space="preserve">Fev</w:t>
+            </w:r>
+          </w:p>
+        </w:tc>
+        <w:tc>
+          <w:tcPr>
+            <w:shd w:fill="1B4332" w:val="clear"/>
+            <w:tcMar>
+              <w:top w:type="dxa" w:w="100"/>
+              <w:left w:type="dxa" w:w="100"/>
+              <w:bottom w:type="dxa" w:w="100"/>
+              <w:right w:type="dxa" w:w="100"/>
+            </w:tcMar>
+            <w:vAlign w:val="center"/>
+          </w:tcPr>
+          <w:p>
+            <w:pPr>
+              <w:jc w:val="center"/>
+            </w:pPr>
+            <w:r>
+              <w:rPr>
+                <w:rFonts w:ascii="Arial" w:cs="Arial" w:eastAsia="Arial" w:hAnsi="Arial"/>
+                <w:b/>
+                <w:bCs/>
+                <w:color w:val="FFFFFF"/>
+                <w:sz w:val="18"/>
+                <w:szCs w:val="18"/>
+              </w:rPr>
+              <w:t xml:space="preserve">Mar</w:t>
+            </w:r>
+          </w:p>
+        </w:tc>
+        <w:tc>
+          <w:tcPr>
+            <w:shd w:fill="1B4332" w:val="clear"/>
+            <w:tcMar>
+              <w:top w:type="dxa" w:w="100"/>
+              <w:left w:type="dxa" w:w="100"/>
+              <w:bottom w:type="dxa" w:w="100"/>
+              <w:right w:type="dxa" w:w="100"/>
+            </w:tcMar>
+            <w:vAlign w:val="center"/>
+          </w:tcPr>
+          <w:p>
+            <w:pPr>
+              <w:jc w:val="center"/>
+            </w:pPr>
+            <w:r>
+              <w:rPr>
+                <w:rFonts w:ascii="Arial" w:cs="Arial" w:eastAsia="Arial" w:hAnsi="Arial"/>
+                <w:b/>
+                <w:bCs/>
+                <w:color w:val="FFFFFF"/>
+                <w:sz w:val="18"/>
+                <w:szCs w:val="18"/>
+              </w:rPr>
+              <w:t xml:space="preserve">Abr</w:t>
+            </w:r>
+          </w:p>
+        </w:tc>
+        <w:tc>
+          <w:tcPr>
+            <w:shd w:fill="1B4332" w:val="clear"/>
+            <w:tcMar>
+              <w:top w:type="dxa" w:w="100"/>
+              <w:left w:type="dxa" w:w="100"/>
+              <w:bottom w:type="dxa" w:w="100"/>
+              <w:right w:type="dxa" w:w="100"/>
+            </w:tcMar>
+            <w:vAlign w:val="center"/>
+          </w:tcPr>
+          <w:p>
+            <w:pPr>
+              <w:jc w:val="center"/>
+            </w:pPr>
+            <w:r>
+              <w:rPr>
+                <w:rFonts w:ascii="Arial" w:cs="Arial" w:eastAsia="Arial" w:hAnsi="Arial"/>
+                <w:b/>
+                <w:bCs/>
+                <w:color w:val="FFFFFF"/>
+                <w:sz w:val="18"/>
+                <w:szCs w:val="18"/>
+              </w:rPr>
+              <w:t xml:space="preserve">Mai</w:t>
+            </w:r>
+          </w:p>
+        </w:tc>
+        <w:tc>
+          <w:tcPr>
+            <w:shd w:fill="1B4332" w:val="clear"/>
+            <w:tcMar>
+              <w:top w:type="dxa" w:w="100"/>
+              <w:left w:type="dxa" w:w="100"/>
+              <w:bottom w:type="dxa" w:w="100"/>
+              <w:right w:type="dxa" w:w="100"/>
+            </w:tcMar>
+            <w:vAlign w:val="center"/>
+          </w:tcPr>
+          <w:p>
+            <w:pPr>
+              <w:jc w:val="center"/>
+            </w:pPr>
+            <w:r>
+              <w:rPr>
+                <w:rFonts w:ascii="Arial" w:cs="Arial" w:eastAsia="Arial" w:hAnsi="Arial"/>
+                <w:b/>
+                <w:bCs/>
+                <w:color w:val="FFFFFF"/>
+                <w:sz w:val="18"/>
+                <w:szCs w:val="18"/>
+              </w:rPr>
+              <w:t xml:space="preserve">Jun</w:t>
+            </w:r>
+          </w:p>
+        </w:tc>
+      </w:tr>
+      <w:tr>
+        <w:tc>
+          <w:tcPr>
+            <w:tcMar>
+              <w:top w:type="dxa" w:w="100"/>
+              <w:left w:type="dxa" w:w="100"/>
+              <w:bottom w:type="dxa" w:w="100"/>
+              <w:right w:type="dxa" w:w="100"/>
+            </w:tcMar>
+            <w:vAlign w:val="center"/>
+          </w:tcPr>
+          <w:p>
+            <w:pPr>
+              <w:jc w:val="center"/>
+            </w:pPr>
+            <w:r>
+              <w:rPr>
+                <w:rFonts w:ascii="Arial" w:cs="Arial" w:eastAsia="Arial" w:hAnsi="Arial"/>
+                <w:b w:val="false"/>
+                <w:bCs w:val="false"/>
+                <w:color w:val="111827"/>
+                <w:sz w:val="18"/>
+                <w:szCs w:val="18"/>
+              </w:rPr>
+              <w:t xml:space="preserve">[REVISÃO BIBLIOGRÁFICA]</w:t>
+            </w:r>
+          </w:p>
+        </w:tc>
+        <w:tc>
+          <w:tcPr>
+            <w:tcMar>
+              <w:top w:type="dxa" w:w="100"/>
+              <w:left w:type="dxa" w:w="100"/>
+              <w:bottom w:type="dxa" w:w="100"/>
+              <w:right w:type="dxa" w:w="100"/>
+            </w:tcMar>
+            <w:vAlign w:val="center"/>
+          </w:tcPr>
+          <w:p>
+            <w:pPr>
+              <w:jc w:val="center"/>
+            </w:pPr>
+            <w:r>
+              <w:rPr>
+                <w:rFonts w:ascii="Arial" w:cs="Arial" w:eastAsia="Arial" w:hAnsi="Arial"/>
+                <w:b w:val="false"/>
+                <w:bCs w:val="false"/>
+                <w:color w:val="111827"/>
+                <w:sz w:val="18"/>
+                <w:szCs w:val="18"/>
+              </w:rPr>
+              <w:t xml:space="preserve">[X]</w:t>
+            </w:r>
+          </w:p>
+        </w:tc>
+        <w:tc>
+          <w:tcPr>
+            <w:tcMar>
+              <w:top w:type="dxa" w:w="100"/>
+              <w:left w:type="dxa" w:w="100"/>
+              <w:bottom w:type="dxa" w:w="100"/>
+              <w:right w:type="dxa" w:w="100"/>
+            </w:tcMar>
+            <w:vAlign w:val="center"/>
+          </w:tcPr>
+          <w:p>
+            <w:pPr>
+              <w:jc w:val="center"/>
+            </w:pPr>
+            <w:r>
+              <w:rPr>
+                <w:rFonts w:ascii="Arial" w:cs="Arial" w:eastAsia="Arial" w:hAnsi="Arial"/>
+                <w:b w:val="false"/>
+                <w:bCs w:val="false"/>
+                <w:color w:val="111827"/>
+                <w:sz w:val="18"/>
+                <w:szCs w:val="18"/>
+              </w:rPr>
+              <w:t xml:space="preserve">[X]</w:t>
+            </w:r>
+          </w:p>
+        </w:tc>
+        <w:tc>
+          <w:tcPr>
+            <w:tcMar>
+              <w:top w:type="dxa" w:w="100"/>
+              <w:left w:type="dxa" w:w="100"/>
+              <w:bottom w:type="dxa" w:w="100"/>
+              <w:right w:type="dxa" w:w="100"/>
+            </w:tcMar>
+            <w:vAlign w:val="center"/>
+          </w:tcPr>
+          <w:p>
+            <w:pPr>
+              <w:jc w:val="center"/>
+            </w:pPr>
+            <w:r>
+              <w:rPr>
+                <w:rFonts w:ascii="Arial" w:cs="Arial" w:eastAsia="Arial" w:hAnsi="Arial"/>
+                <w:b w:val="false"/>
+                <w:bCs w:val="false"/>
+                <w:color w:val="111827"/>
+                <w:sz w:val="18"/>
+                <w:szCs w:val="18"/>
+              </w:rPr>
+              <w:t xml:space="preserve">[ ]</w:t>
+            </w:r>
+          </w:p>
+        </w:tc>
+        <w:tc>
+          <w:tcPr>
+            <w:tcMar>
+              <w:top w:type="dxa" w:w="100"/>
+              <w:left w:type="dxa" w:w="100"/>
+              <w:bottom w:type="dxa" w:w="100"/>
+              <w:right w:type="dxa" w:w="100"/>
+            </w:tcMar>
+            <w:vAlign w:val="center"/>
+          </w:tcPr>
+          <w:p>
+            <w:pPr>
+              <w:jc w:val="center"/>
+            </w:pPr>
+            <w:r>
+              <w:rPr>
+                <w:rFonts w:ascii="Arial" w:cs="Arial" w:eastAsia="Arial" w:hAnsi="Arial"/>
+                <w:b w:val="false"/>
+                <w:bCs w:val="false"/>
+                <w:color w:val="111827"/>
+                <w:sz w:val="18"/>
+                <w:szCs w:val="18"/>
+              </w:rPr>
+              <w:t xml:space="preserve">[ ]</w:t>
+            </w:r>
+          </w:p>
+        </w:tc>
+        <w:tc>
+          <w:tcPr>
+            <w:tcMar>
+              <w:top w:type="dxa" w:w="100"/>
+              <w:left w:type="dxa" w:w="100"/>
+              <w:bottom w:type="dxa" w:w="100"/>
+              <w:right w:type="dxa" w:w="100"/>
+            </w:tcMar>
+            <w:vAlign w:val="center"/>
+          </w:tcPr>
+          <w:p>
+            <w:pPr>
+              <w:jc w:val="center"/>
+            </w:pPr>
+            <w:r>
+              <w:rPr>
+                <w:rFonts w:ascii="Arial" w:cs="Arial" w:eastAsia="Arial" w:hAnsi="Arial"/>
+                <w:b w:val="false"/>
+                <w:bCs w:val="false"/>
+                <w:color w:val="111827"/>
+                <w:sz w:val="18"/>
+                <w:szCs w:val="18"/>
+              </w:rPr>
+              <w:t xml:space="preserve">[ ]</w:t>
+            </w:r>
+          </w:p>
+        </w:tc>
+        <w:tc>
+          <w:tcPr>
+            <w:tcMar>
+              <w:top w:type="dxa" w:w="100"/>
+              <w:left w:type="dxa" w:w="100"/>
+              <w:bottom w:type="dxa" w:w="100"/>
+              <w:right w:type="dxa" w:w="100"/>
+            </w:tcMar>
+            <w:vAlign w:val="center"/>
+          </w:tcPr>
+          <w:p>
+            <w:pPr>
+              <w:jc w:val="center"/>
+            </w:pPr>
+            <w:r>
+              <w:rPr>
+                <w:rFonts w:ascii="Arial" w:cs="Arial" w:eastAsia="Arial" w:hAnsi="Arial"/>
+                <w:b w:val="false"/>
+                <w:bCs w:val="false"/>
+                <w:color w:val="111827"/>
+                <w:sz w:val="18"/>
+                <w:szCs w:val="18"/>
+              </w:rPr>
+              <w:t xml:space="preserve">[ ]</w:t>
+            </w:r>
+          </w:p>
+        </w:tc>
+      </w:tr>
+      <w:tr>
+        <w:tc>
+          <w:tcPr>
+            <w:tcMar>
+              <w:top w:type="dxa" w:w="100"/>
+              <w:left w:type="dxa" w:w="100"/>
+              <w:bottom w:type="dxa" w:w="100"/>
+              <w:right w:type="dxa" w:w="100"/>
+            </w:tcMar>
+            <w:vAlign w:val="center"/>
+          </w:tcPr>
+          <w:p>
+            <w:pPr>
+              <w:jc w:val="center"/>
+            </w:pPr>
+            <w:r>
+              <w:rPr>
+                <w:rFonts w:ascii="Arial" w:cs="Arial" w:eastAsia="Arial" w:hAnsi="Arial"/>
+                <w:b w:val="false"/>
+                <w:bCs w:val="false"/>
+                <w:color w:val="111827"/>
+                <w:sz w:val="18"/>
+                <w:szCs w:val="18"/>
+              </w:rPr>
+              <w:t xml:space="preserve">[COLETA DE DADOS]</w:t>
+            </w:r>
+          </w:p>
+        </w:tc>
+        <w:tc>
+          <w:tcPr>
+            <w:tcMar>
+              <w:top w:type="dxa" w:w="100"/>
+              <w:left w:type="dxa" w:w="100"/>
+              <w:bottom w:type="dxa" w:w="100"/>
+              <w:right w:type="dxa" w:w="100"/>
+            </w:tcMar>
+            <w:vAlign w:val="center"/>
+          </w:tcPr>
+          <w:p>
+            <w:pPr>
+              <w:jc w:val="center"/>
+            </w:pPr>
+            <w:r>
+              <w:rPr>
+                <w:rFonts w:ascii="Arial" w:cs="Arial" w:eastAsia="Arial" w:hAnsi="Arial"/>
+                <w:b w:val="false"/>
+                <w:bCs w:val="false"/>
+                <w:color w:val="111827"/>
+                <w:sz w:val="18"/>
+                <w:szCs w:val="18"/>
+              </w:rPr>
+              <w:t xml:space="preserve">[ ]</w:t>
+            </w:r>
+          </w:p>
+        </w:tc>
+        <w:tc>
+          <w:tcPr>
+            <w:tcMar>
+              <w:top w:type="dxa" w:w="100"/>
+              <w:left w:type="dxa" w:w="100"/>
+              <w:bottom w:type="dxa" w:w="100"/>
+              <w:right w:type="dxa" w:w="100"/>
+            </w:tcMar>
+            <w:vAlign w:val="center"/>
+          </w:tcPr>
+          <w:p>
+            <w:pPr>
+              <w:jc w:val="center"/>
+            </w:pPr>
+            <w:r>
+              <w:rPr>
+                <w:rFonts w:ascii="Arial" w:cs="Arial" w:eastAsia="Arial" w:hAnsi="Arial"/>
+                <w:b w:val="false"/>
+                <w:bCs w:val="false"/>
+                <w:color w:val="111827"/>
+                <w:sz w:val="18"/>
+                <w:szCs w:val="18"/>
+              </w:rPr>
+              <w:t xml:space="preserve">[ ]</w:t>
+            </w:r>
+          </w:p>
+        </w:tc>
+        <w:tc>
+          <w:tcPr>
+            <w:tcMar>
+              <w:top w:type="dxa" w:w="100"/>
+              <w:left w:type="dxa" w:w="100"/>
+              <w:bottom w:type="dxa" w:w="100"/>
+              <w:right w:type="dxa" w:w="100"/>
+            </w:tcMar>
+            <w:vAlign w:val="center"/>
+          </w:tcPr>
+          <w:p>
+            <w:pPr>
+              <w:jc w:val="center"/>
+            </w:pPr>
+            <w:r>
+              <w:rPr>
+                <w:rFonts w:ascii="Arial" w:cs="Arial" w:eastAsia="Arial" w:hAnsi="Arial"/>
+                <w:b w:val="false"/>
+                <w:bCs w:val="false"/>
+                <w:color w:val="111827"/>
+                <w:sz w:val="18"/>
+                <w:szCs w:val="18"/>
+              </w:rPr>
+              <w:t xml:space="preserve">[X]</w:t>
+            </w:r>
+          </w:p>
+        </w:tc>
+        <w:tc>
+          <w:tcPr>
+            <w:tcMar>
+              <w:top w:type="dxa" w:w="100"/>
+              <w:left w:type="dxa" w:w="100"/>
+              <w:bottom w:type="dxa" w:w="100"/>
+              <w:right w:type="dxa" w:w="100"/>
+            </w:tcMar>
+            <w:vAlign w:val="center"/>
+          </w:tcPr>
+          <w:p>
+            <w:pPr>
+              <w:jc w:val="center"/>
+            </w:pPr>
+            <w:r>
+              <w:rPr>
+                <w:rFonts w:ascii="Arial" w:cs="Arial" w:eastAsia="Arial" w:hAnsi="Arial"/>
+                <w:b w:val="false"/>
+                <w:bCs w:val="false"/>
+                <w:color w:val="111827"/>
+                <w:sz w:val="18"/>
+                <w:szCs w:val="18"/>
+              </w:rPr>
+              <w:t xml:space="preserve">[X]</w:t>
+            </w:r>
+          </w:p>
+        </w:tc>
+        <w:tc>
+          <w:tcPr>
+            <w:tcMar>
+              <w:top w:type="dxa" w:w="100"/>
+              <w:left w:type="dxa" w:w="100"/>
+              <w:bottom w:type="dxa" w:w="100"/>
+              <w:right w:type="dxa" w:w="100"/>
+            </w:tcMar>
+            <w:vAlign w:val="center"/>
+          </w:tcPr>
+          <w:p>
+            <w:pPr>
+              <w:jc w:val="center"/>
+            </w:pPr>
+            <w:r>
+              <w:rPr>
+                <w:rFonts w:ascii="Arial" w:cs="Arial" w:eastAsia="Arial" w:hAnsi="Arial"/>
+                <w:b w:val="false"/>
+                <w:bCs w:val="false"/>
+                <w:color w:val="111827"/>
+                <w:sz w:val="18"/>
+                <w:szCs w:val="18"/>
+              </w:rPr>
+              <w:t xml:space="preserve">[ ]</w:t>
+            </w:r>
+          </w:p>
+        </w:tc>
+        <w:tc>
+          <w:tcPr>
+            <w:tcMar>
+              <w:top w:type="dxa" w:w="100"/>
+              <w:left w:type="dxa" w:w="100"/>
+              <w:bottom w:type="dxa" w:w="100"/>
+              <w:right w:type="dxa" w:w="100"/>
+            </w:tcMar>
+            <w:vAlign w:val="center"/>
+          </w:tcPr>
+          <w:p>
+            <w:pPr>
+              <w:jc w:val="center"/>
+            </w:pPr>
+            <w:r>
+              <w:rPr>
+                <w:rFonts w:ascii="Arial" w:cs="Arial" w:eastAsia="Arial" w:hAnsi="Arial"/>
+                <w:b w:val="false"/>
+                <w:bCs w:val="false"/>
+                <w:color w:val="111827"/>
+                <w:sz w:val="18"/>
+                <w:szCs w:val="18"/>
+              </w:rPr>
+              <w:t xml:space="preserve">[ ]</w:t>
+            </w:r>
+          </w:p>
+        </w:tc>
+      </w:tr>
+      <w:tr>
+        <w:tc>
+          <w:tcPr>
+            <w:tcMar>
+              <w:top w:type="dxa" w:w="100"/>
+              <w:left w:type="dxa" w:w="100"/>
+              <w:bottom w:type="dxa" w:w="100"/>
+              <w:right w:type="dxa" w:w="100"/>
+            </w:tcMar>
+            <w:vAlign w:val="center"/>
+          </w:tcPr>
+          <w:p>
+            <w:pPr>
+              <w:jc w:val="center"/>
+            </w:pPr>
+            <w:r>
+              <w:rPr>
+                <w:rFonts w:ascii="Arial" w:cs="Arial" w:eastAsia="Arial" w:hAnsi="Arial"/>
+                <w:b w:val="false"/>
+                <w:bCs w:val="false"/>
+                <w:color w:val="111827"/>
+                <w:sz w:val="18"/>
+                <w:szCs w:val="18"/>
+              </w:rPr>
+              <w:t xml:space="preserve">[ANÁLISE E ESCRITA]</w:t>
+            </w:r>
+          </w:p>
+        </w:tc>
+        <w:tc>
+          <w:tcPr>
+            <w:tcMar>
+              <w:top w:type="dxa" w:w="100"/>
+              <w:left w:type="dxa" w:w="100"/>
+              <w:bottom w:type="dxa" w:w="100"/>
+              <w:right w:type="dxa" w:w="100"/>
+            </w:tcMar>
+            <w:vAlign w:val="center"/>
+          </w:tcPr>
+          <w:p>
+            <w:pPr>
+              <w:jc w:val="center"/>
+            </w:pPr>
+            <w:r>
+              <w:rPr>
+                <w:rFonts w:ascii="Arial" w:cs="Arial" w:eastAsia="Arial" w:hAnsi="Arial"/>
+                <w:b w:val="false"/>
+                <w:bCs w:val="false"/>
+                <w:color w:val="111827"/>
+                <w:sz w:val="18"/>
+                <w:szCs w:val="18"/>
+              </w:rPr>
+              <w:t xml:space="preserve">[ ]</w:t>
+            </w:r>
+          </w:p>
+        </w:tc>
+        <w:tc>
+          <w:tcPr>
+            <w:tcMar>
+              <w:top w:type="dxa" w:w="100"/>
+              <w:left w:type="dxa" w:w="100"/>
+              <w:bottom w:type="dxa" w:w="100"/>
+              <w:right w:type="dxa" w:w="100"/>
+            </w:tcMar>
+            <w:vAlign w:val="center"/>
+          </w:tcPr>
+          <w:p>
+            <w:pPr>
+              <w:jc w:val="center"/>
+            </w:pPr>
+            <w:r>
+              <w:rPr>
+                <w:rFonts w:ascii="Arial" w:cs="Arial" w:eastAsia="Arial" w:hAnsi="Arial"/>
+                <w:b w:val="false"/>
+                <w:bCs w:val="false"/>
+                <w:color w:val="111827"/>
+                <w:sz w:val="18"/>
+                <w:szCs w:val="18"/>
+              </w:rPr>
+              <w:t xml:space="preserve">[ ]</w:t>
+            </w:r>
+          </w:p>
+        </w:tc>
+        <w:tc>
+          <w:tcPr>
+            <w:tcMar>
+              <w:top w:type="dxa" w:w="100"/>
+              <w:left w:type="dxa" w:w="100"/>
+              <w:bottom w:type="dxa" w:w="100"/>
+              <w:right w:type="dxa" w:w="100"/>
+            </w:tcMar>
+            <w:vAlign w:val="center"/>
+          </w:tcPr>
+          <w:p>
+            <w:pPr>
+              <w:jc w:val="center"/>
+            </w:pPr>
+            <w:r>
+              <w:rPr>
+                <w:rFonts w:ascii="Arial" w:cs="Arial" w:eastAsia="Arial" w:hAnsi="Arial"/>
+                <w:b w:val="false"/>
+                <w:bCs w:val="false"/>
+                <w:color w:val="111827"/>
+                <w:sz w:val="18"/>
+                <w:szCs w:val="18"/>
+              </w:rPr>
+              <w:t xml:space="preserve">[ ]</w:t>
+            </w:r>
+          </w:p>
+        </w:tc>
+        <w:tc>
+          <w:tcPr>
+            <w:tcMar>
+              <w:top w:type="dxa" w:w="100"/>
+              <w:left w:type="dxa" w:w="100"/>
+              <w:bottom w:type="dxa" w:w="100"/>
+              <w:right w:type="dxa" w:w="100"/>
+            </w:tcMar>
+            <w:vAlign w:val="center"/>
+          </w:tcPr>
+          <w:p>
+            <w:pPr>
+              <w:jc w:val="center"/>
+            </w:pPr>
+            <w:r>
+              <w:rPr>
+                <w:rFonts w:ascii="Arial" w:cs="Arial" w:eastAsia="Arial" w:hAnsi="Arial"/>
+                <w:b w:val="false"/>
+                <w:bCs w:val="false"/>
+                <w:color w:val="111827"/>
+                <w:sz w:val="18"/>
+                <w:szCs w:val="18"/>
+              </w:rPr>
+              <w:t xml:space="preserve">[ ]</w:t>
+            </w:r>
+          </w:p>
+        </w:tc>
+        <w:tc>
+          <w:tcPr>
+            <w:tcMar>
+              <w:top w:type="dxa" w:w="100"/>
+              <w:left w:type="dxa" w:w="100"/>
+              <w:bottom w:type="dxa" w:w="100"/>
+              <w:right w:type="dxa" w:w="100"/>
+            </w:tcMar>
+            <w:vAlign w:val="center"/>
+          </w:tcPr>
+          <w:p>
+            <w:pPr>
+              <w:jc w:val="center"/>
+            </w:pPr>
+            <w:r>
+              <w:rPr>
+                <w:rFonts w:ascii="Arial" w:cs="Arial" w:eastAsia="Arial" w:hAnsi="Arial"/>
+                <w:b w:val="false"/>
+                <w:bCs w:val="false"/>
+                <w:color w:val="111827"/>
+                <w:sz w:val="18"/>
+                <w:szCs w:val="18"/>
+              </w:rPr>
+              <w:t xml:space="preserve">[X]</w:t>
+            </w:r>
+          </w:p>
+        </w:tc>
+        <w:tc>
+          <w:tcPr>
+            <w:tcMar>
+              <w:top w:type="dxa" w:w="100"/>
+              <w:left w:type="dxa" w:w="100"/>
+              <w:bottom w:type="dxa" w:w="100"/>
+              <w:right w:type="dxa" w:w="100"/>
+            </w:tcMar>
+            <w:vAlign w:val="center"/>
+          </w:tcPr>
+          <w:p>
+            <w:pPr>
+              <w:jc w:val="center"/>
+            </w:pPr>
+            <w:r>
+              <w:rPr>
+                <w:rFonts w:ascii="Arial" w:cs="Arial" w:eastAsia="Arial" w:hAnsi="Arial"/>
+                <w:b w:val="false"/>
+                <w:bCs w:val="false"/>
+                <w:color w:val="111827"/>
+                <w:sz w:val="18"/>
+                <w:szCs w:val="18"/>
+              </w:rPr>
+              <w:t xml:space="preserve">[X]</w:t>
+            </w:r>
+          </w:p>
+        </w:tc>
+      </w:tr>
+    </w:tbl>
     <w:p>
       <w:pPr>
         <w:pBdr>
